--- a/docs/pilot-study/manuscripts/submission_v2.32/tables/Tables1-3.docx
+++ b/docs/pilot-study/manuscripts/submission_v2.32/tables/Tables1-3.docx
@@ -213,7 +213,7 @@
           </w:tcPr>
           <w:p>
             <w:r>
-              <w:t>一側の加算。程度≥1で左右差≥30 dB（0.5・1・2 kHz平均）。程度に応じてSO可</w:t>
+              <w:t>教育用に一側の加算。程度≥1で左右差≥30 dB（0.5・1・2 kHz平均）。程度に応じてSO可</w:t>
             </w:r>
           </w:p>
         </w:tc>
@@ -245,7 +245,7 @@
           </w:tcPr>
           <w:p>
             <w:r>
-              <w:t>一側の高度寄りの加算・SO可。程度≥1で病側平均≥70 dBかつ一側差≥55 dB。学習者向け無作為選択では軽度を選ばないが、検証グリッドでは程度1も高度床付きで生成</w:t>
+              <w:t>一側の高度寄りの加算・SO可。程度≥1で病側平均≥70 dBかつ一側差≥55 dB（学習者向け無作為選択では軽度を選ばない。検証グリッドの程度1は高度床付きで生成）</w:t>
             </w:r>
           </w:p>
         </w:tc>
@@ -299,7 +299,7 @@
           </w:tcPr>
           <w:p>
             <w:r>
-              <w:t>急性期に伝音または混合19)</w:t>
+              <w:t>急性期に伝音難聴または混合難聴を呈する19)</w:t>
             </w:r>
           </w:p>
         </w:tc>
@@ -309,7 +309,7 @@
           </w:tcPr>
           <w:p>
             <w:r>
-              <w:t>程度≥1で伝音型または混合型を約50%（教育用）。最小ABGは滲出性と同一床</w:t>
+              <w:t>程度≥1で伝音型または高音域骨導上昇を伴う混合型を約50%ずつ生成（教育用比率。臨床発生率ではない）。最小ABGは滲出性と同一床</w:t>
             </w:r>
           </w:p>
         </w:tc>
@@ -435,7 +435,7 @@
           </w:tcPr>
           <w:p>
             <w:r>
-              <w:t>指定した年齢・聴力像パターン・程度の反映</w:t>
+              <w:t>指定した年齢・性別・聴力像パターン・程度の反映</w:t>
             </w:r>
           </w:p>
         </w:tc>
@@ -1109,7 +1109,7 @@
           </w:tcPr>
           <w:p>
             <w:r>
-              <w:t>軽度89.2／中等度90.0／重度96.7 dB（中央値、各n=240）</w:t>
+              <w:t>軽度89.2／中等度90.0／重度96.7 dB（中央値、各n=240）。程度≥1全体は95.0 dB</w:t>
             </w:r>
           </w:p>
         </w:tc>
@@ -1271,7 +1271,7 @@
     </w:tbl>
     <w:p>
       <w:r>
-        <w:t>※伝音ABGは規則の対象外周波数も含むため、パターンによっては最小値として負のABGが観測される。規則指定周波数では最小ABGを満たす。</w:t>
+        <w:t>※伝音ABGは規則の対象外周波数も含めてパターン別に集計したため、最小値として−5 dBが観測される場合がある。これは対象外周波数でも骨導≤気導＋5 dBとする教育用拘束による。規則で指定した対象周波数では、所定の最小ABGを満たした。</w:t>
       </w:r>
     </w:p>
     <w:sectPr>
